--- a/docs/FinTech_Payments_Platform_Architecture.docx
+++ b/docs/FinTech_Payments_Platform_Architecture.docx
@@ -1541,6 +1541,7 @@
     <w:p>
       <w:pPr>
         <w:sectPr>
+          <w:headerReference w:type="default" r:id="rIdWatermarkHeader"/>
           <w:pgSz w:w="12240" w:h="15840" w:orient="portrait"/>
           <w:pgMar w:top="1000" w:right="1100" w:bottom="1000" w:left="1100" w:header="708" w:footer="708" w:gutter="0"/>
           <w:pgNumType/>
@@ -1627,6 +1628,7 @@
     <w:p>
       <w:pPr>
         <w:sectPr>
+          <w:headerReference w:type="default" r:id="rIdWatermarkHeader"/>
           <w:type w:val="nextPage"/>
           <w:pgSz w:w="28800" w:h="15840" w:orient="portrait"/>
           <w:pgMar w:top="620" w:right="620" w:bottom="620" w:left="620" w:header="708" w:footer="708" w:gutter="0"/>
@@ -10597,6 +10599,7 @@
       </w:r>
     </w:p>
     <w:sectPr>
+      <w:headerReference w:type="default" r:id="rIdWatermarkHeader"/>
       <w:type w:val="nextPage"/>
       <w:pgSz w:w="12240" w:h="15840" w:orient="portrait"/>
       <w:pgMar w:top="1000" w:right="1100" w:bottom="1000" w:left="1100" w:header="708" w:footer="708" w:gutter="0"/>
@@ -10683,6 +10686,58 @@
     </w:p>
   </w:footnote>
 </w:footnotes>
+</file>
+
+<file path=word/header1.xml><?xml version="1.0" encoding="utf-8"?>
+<w:hdr xmlns:wpc="http://schemas.microsoft.com/office/word/2010/wordprocessingCanvas" xmlns:mc="http://schemas.openxmlformats.org/markup-compatibility/2006" xmlns:o="urn:schemas-microsoft-com:office:office" xmlns:r="http://schemas.openxmlformats.org/officeDocument/2006/relationships" xmlns:m="http://schemas.openxmlformats.org/officeDocument/2006/math" xmlns:v="urn:schemas-microsoft-com:vml" xmlns:wp14="http://schemas.microsoft.com/office/word/2010/wordprocessingDrawing" xmlns:wp="http://schemas.openxmlformats.org/drawingml/2006/wordprocessingDrawing" xmlns:w10="urn:schemas-microsoft-com:office:word" xmlns:w="http://schemas.openxmlformats.org/wordprocessingml/2006/main" xmlns:w14="http://schemas.microsoft.com/office/word/2010/wordml" xmlns:w15="http://schemas.microsoft.com/office/word/2012/wordml" xmlns:wpg="http://schemas.microsoft.com/office/word/2010/wordprocessingGroup" xmlns:wpi="http://schemas.microsoft.com/office/word/2010/wordprocessingInk" xmlns:wne="http://schemas.microsoft.com/office/word/2006/wordml" xmlns:wps="http://schemas.microsoft.com/office/word/2010/wordprocessingShape" xmlns:cx="http://schemas.microsoft.com/office/drawing/2014/chartex" xmlns:cx1="http://schemas.microsoft.com/office/drawing/2015/9/8/chartex" xmlns:cx2="http://schemas.microsoft.com/office/drawing/2015/10/21/chartex" xmlns:cx3="http://schemas.microsoft.com/office/drawing/2016/5/9/chartex" xmlns:cx4="http://schemas.microsoft.com/office/drawing/2016/5/10/chartex" xmlns:cx5="http://schemas.microsoft.com/office/drawing/2016/5/11/chartex" xmlns:cx6="http://schemas.microsoft.com/office/drawing/2016/5/12/chartex" xmlns:cx7="http://schemas.microsoft.com/office/drawing/2016/5/13/chartex" xmlns:cx8="http://schemas.microsoft.com/office/drawing/2016/5/14/chartex" xmlns:aink="http://schemas.microsoft.com/office/drawing/2016/ink" xmlns:am3d="http://schemas.microsoft.com/office/drawing/2017/model3d" xmlns:w16cex="http://schemas.microsoft.com/office/word/2018/wordml/cex" xmlns:w16cid="http://schemas.microsoft.com/office/word/2016/wordml/cid" xmlns:w16="http://schemas.microsoft.com/office/word/2018/wordml" xmlns:w16sdtdh="http://schemas.microsoft.com/office/word/2020/wordml/sdtdatahash" xmlns:w16se="http://schemas.microsoft.com/office/word/2015/wordml/symex" mc:Ignorable="w14 w15 wp14">
+  <w:p>
+    <w:pPr>
+      <w:pStyle w:val="Header"/>
+    </w:pPr>
+    <w:r>
+      <w:rPr>
+        <w:noProof/>
+      </w:rPr>
+      <w:pict>
+        <v:shapetype id="_x0000_t136" coordsize="1600,21600" o:spt="136" adj="10800" path="m@7,l@8,m@5,21600l@6,21600e">
+          <v:formulas>
+            <v:f eqn="sum #0 0 10800"/>
+            <v:f eqn="prod #0 2 1"/>
+            <v:f eqn="sum 21600 0 @1"/>
+            <v:f eqn="sum 0 0 @2"/>
+            <v:f eqn="sum 21600 0 @3"/>
+            <v:f eqn="if @0 @3 0"/>
+            <v:f eqn="if @0 21600 @1"/>
+            <v:f eqn="if @0 0 @2"/>
+            <v:f eqn="if @0 @4 21600"/>
+            <v:f eqn="mid @5 @6"/>
+            <v:f eqn="mid @8 @5"/>
+            <v:f eqn="mid @7 @8"/>
+            <v:f eqn="mid @6 @7"/>
+            <v:f eqn="sum @6 0 @5"/>
+          </v:formulas>
+          <v:path textpathok="t" o:connecttype="custom" o:connectlocs="@9,0;@10,10800;@11,21600;@12,10800" o:connectangles="270,180,90,0"/>
+          <v:textpath on="t" fitshape="t"/>
+          <v:handles>
+            <v:h position="#0,bottomRight" xrange="0,21600"/>
+          </v:handles>
+        </v:shapetype>
+        <v:shape id="WatermarkTop" o:spid="_x0000_s2049" type="#_x0000_t136" style="position:absolute;margin-left:0;margin-top:-40pt;width:520pt;height:70pt;rotation:-40;z-index:-251658240;mso-position-horizontal:center;mso-position-horizontal-relative:margin;mso-position-vertical:top;mso-position-vertical-relative:page" o:allowincell="f" fillcolor="#5A6270" stroked="f">
+          <v:fill opacity=".28"/>
+          <v:textpath style="font-family:'Calibri';font-size:20pt;font-weight:bold" string="akashyadavdevops@gmail.com   ·   linkedin.com/in/akash-yadav-devops"/>
+        </v:shape>
+        <v:shape id="WatermarkMiddle" o:spid="_x0000_s2050" type="#_x0000_t136" style="position:absolute;margin-left:0;margin-top:0;width:520pt;height:70pt;rotation:-40;z-index:-251657216;mso-position-horizontal:center;mso-position-horizontal-relative:margin;mso-position-vertical:center;mso-position-vertical-relative:page" o:allowincell="f" fillcolor="#5A6270" stroked="f">
+          <v:fill opacity=".28"/>
+          <v:textpath style="font-family:'Calibri';font-size:20pt;font-weight:bold" string="akashyadavdevops@gmail.com   ·   linkedin.com/in/akash-yadav-devops"/>
+        </v:shape>
+        <v:shape id="WatermarkBottom" o:spid="_x0000_s2051" type="#_x0000_t136" style="position:absolute;margin-left:0;margin-top:0;width:520pt;height:70pt;rotation:-40;z-index:-251656192;mso-position-horizontal:center;mso-position-horizontal-relative:margin;mso-position-vertical:bottom;mso-position-vertical-relative:page" o:allowincell="f" fillcolor="#5A6270" stroked="f">
+          <v:fill opacity=".28"/>
+          <v:textpath style="font-family:'Calibri';font-size:20pt;font-weight:bold" string="akashyadavdevops@gmail.com   ·   linkedin.com/in/akash-yadav-devops"/>
+        </v:shape>
+      </w:pict>
+    </w:r>
+  </w:p>
+</w:hdr>
 </file>
 
 <file path=word/numbering.xml><?xml version="1.0" encoding="utf-8"?>
